--- a/claude/thesis_chapter/MASTER_FIGURES_FLIPBOOK_FA.docx
+++ b/claude/thesis_chapter/MASTER_FIGURES_FLIPBOOK_FA.docx
@@ -338,7 +338,7 @@
           <w:bCs/>
           <w:rtl/>
         </w:rPr>
-        <w:t xml:space="preserve">شکل ۳-۴: توزیع نقاطِ چبیشف–گاوس–لوباتو در راستای شعاعی (۱۵) و محوری (۱۱).</w:t>
+        <w:t xml:space="preserve">شکل ۳-۴: توزیع نقاطِ چبیشف–گاوس–لوباتو در راستای شعاعی و محوری (نمایش با N=9 برای وضوح؛ مقدار واقعیِ محاسبات: N_r=15، N_z=11).</w:t>
       </w:r>
     </w:p>
     <w:p>
@@ -348,7 +348,7 @@
       <w:r>
         <w:drawing>
           <wp:inline>
-            <wp:extent cx="5334000" cy="2481950"/>
+            <wp:extent cx="5334000" cy="2386564"/>
             <wp:effectExtent b="0" l="0" r="0" t="0"/>
             <wp:docPr descr="" title="" id="23" name="Picture"/>
             <a:graphic>
@@ -369,7 +369,7 @@
                   <pic:spPr bwMode="auto">
                     <a:xfrm>
                       <a:off x="0" y="0"/>
-                      <a:ext cx="5334000" cy="2481950"/>
+                      <a:ext cx="5334000" cy="2386564"/>
                     </a:xfrm>
                     <a:prstGeom prst="rect">
                       <a:avLst/>

--- a/claude/thesis_chapter/MASTER_FIGURES_FLIPBOOK_FA.docx
+++ b/claude/thesis_chapter/MASTER_FIGURES_FLIPBOOK_FA.docx
@@ -147,7 +147,7 @@
       <w:r>
         <w:drawing>
           <wp:inline>
-            <wp:extent cx="5334000" cy="2834956"/>
+            <wp:extent cx="5334000" cy="2810407"/>
             <wp:effectExtent b="0" l="0" r="0" t="0"/>
             <wp:docPr descr="" title="" id="14" name="Picture"/>
             <a:graphic>
@@ -168,7 +168,7 @@
                   <pic:spPr bwMode="auto">
                     <a:xfrm>
                       <a:off x="0" y="0"/>
-                      <a:ext cx="5334000" cy="2834956"/>
+                      <a:ext cx="5334000" cy="2810407"/>
                     </a:xfrm>
                     <a:prstGeom prst="rect">
                       <a:avLst/>
@@ -281,7 +281,7 @@
       <w:r>
         <w:drawing>
           <wp:inline>
-            <wp:extent cx="5334000" cy="3661426"/>
+            <wp:extent cx="5334000" cy="3609964"/>
             <wp:effectExtent b="0" l="0" r="0" t="0"/>
             <wp:docPr descr="" title="" id="20" name="Picture"/>
             <a:graphic>
@@ -302,7 +302,7 @@
                   <pic:spPr bwMode="auto">
                     <a:xfrm>
                       <a:off x="0" y="0"/>
-                      <a:ext cx="5334000" cy="3661426"/>
+                      <a:ext cx="5334000" cy="3609964"/>
                     </a:xfrm>
                     <a:prstGeom prst="rect">
                       <a:avLst/>
@@ -496,7 +496,7 @@
       <w:r>
         <w:drawing>
           <wp:inline>
-            <wp:extent cx="5334000" cy="2079671"/>
+            <wp:extent cx="5334000" cy="3243072"/>
             <wp:effectExtent b="0" l="0" r="0" t="0"/>
             <wp:docPr descr="" title="" id="30" name="Picture"/>
             <a:graphic>
@@ -517,7 +517,7 @@
                   <pic:spPr bwMode="auto">
                     <a:xfrm>
                       <a:off x="0" y="0"/>
-                      <a:ext cx="5334000" cy="2079671"/>
+                      <a:ext cx="5334000" cy="3243072"/>
                     </a:xfrm>
                     <a:prstGeom prst="rect">
                       <a:avLst/>
@@ -563,7 +563,7 @@
       <w:r>
         <w:drawing>
           <wp:inline>
-            <wp:extent cx="5334000" cy="2079671"/>
+            <wp:extent cx="5334000" cy="3112008"/>
             <wp:effectExtent b="0" l="0" r="0" t="0"/>
             <wp:docPr descr="" title="" id="33" name="Picture"/>
             <a:graphic>
@@ -584,7 +584,7 @@
                   <pic:spPr bwMode="auto">
                     <a:xfrm>
                       <a:off x="0" y="0"/>
-                      <a:ext cx="5334000" cy="2079671"/>
+                      <a:ext cx="5334000" cy="3112008"/>
                     </a:xfrm>
                     <a:prstGeom prst="rect">
                       <a:avLst/>
@@ -630,7 +630,7 @@
       <w:r>
         <w:drawing>
           <wp:inline>
-            <wp:extent cx="5334000" cy="2079671"/>
+            <wp:extent cx="5334000" cy="3112008"/>
             <wp:effectExtent b="0" l="0" r="0" t="0"/>
             <wp:docPr descr="" title="" id="36" name="Picture"/>
             <a:graphic>
@@ -651,7 +651,7 @@
                   <pic:spPr bwMode="auto">
                     <a:xfrm>
                       <a:off x="0" y="0"/>
-                      <a:ext cx="5334000" cy="2079671"/>
+                      <a:ext cx="5334000" cy="3112008"/>
                     </a:xfrm>
                     <a:prstGeom prst="rect">
                       <a:avLst/>
@@ -1592,7 +1592,7 @@
       <w:r>
         <w:drawing>
           <wp:inline>
-            <wp:extent cx="5334000" cy="2695073"/>
+            <wp:extent cx="5334000" cy="2724605"/>
             <wp:effectExtent b="0" l="0" r="0" t="0"/>
             <wp:docPr descr="" title="" id="78" name="Picture"/>
             <a:graphic>
@@ -1613,7 +1613,7 @@
                   <pic:spPr bwMode="auto">
                     <a:xfrm>
                       <a:off x="0" y="0"/>
-                      <a:ext cx="5334000" cy="2695073"/>
+                      <a:ext cx="5334000" cy="2724605"/>
                     </a:xfrm>
                     <a:prstGeom prst="rect">
                       <a:avLst/>
@@ -1659,7 +1659,7 @@
       <w:r>
         <w:drawing>
           <wp:inline>
-            <wp:extent cx="5334000" cy="2695073"/>
+            <wp:extent cx="5334000" cy="2724605"/>
             <wp:effectExtent b="0" l="0" r="0" t="0"/>
             <wp:docPr descr="" title="" id="81" name="Picture"/>
             <a:graphic>
@@ -1680,7 +1680,7 @@
                   <pic:spPr bwMode="auto">
                     <a:xfrm>
                       <a:off x="0" y="0"/>
-                      <a:ext cx="5334000" cy="2695073"/>
+                      <a:ext cx="5334000" cy="2724605"/>
                     </a:xfrm>
                     <a:prstGeom prst="rect">
                       <a:avLst/>
